--- a/Returns-to-Sender-Production-Pack.docx
+++ b/Returns-to-Sender-Production-Pack.docx
@@ -75,19 +75,19 @@
         <w:t xml:space="preserve"> </w:t>
       </w:r>
       <w:r>
-        <w:t xml:space="preserve">Nightly</w:t>
-      </w:r>
-      <w:r>
-        <w:t xml:space="preserve"> </w:t>
-      </w:r>
-      <w:r>
-        <w:t xml:space="preserve">Covering</w:t>
-      </w:r>
-      <w:r>
-        <w:t xml:space="preserve"> </w:t>
-      </w:r>
-      <w:r>
-        <w:t xml:space="preserve">Prayer</w:t>
+        <w:t xml:space="preserve">Shielded</w:t>
+      </w:r>
+      <w:r>
+        <w:t xml:space="preserve"> </w:t>
+      </w:r>
+      <w:r>
+        <w:t xml:space="preserve">Tonight</w:t>
+      </w:r>
+      <w:r>
+        <w:t xml:space="preserve"> </w:t>
+      </w:r>
+      <w:r>
+        <w:t xml:space="preserve">Prayers</w:t>
       </w:r>
     </w:p>
     <w:bookmarkStart w:id="20" w:name="contents"/>
@@ -209,7 +209,7 @@
         <w:t xml:space="preserve"> </w:t>
       </w:r>
       <w:r>
-        <w:t xml:space="preserve">Nightly Covering Prayer (placeholder until you lock in a name)</w:t>
+        <w:t xml:space="preserve">Shielded Tonight Prayers</w:t>
       </w:r>
     </w:p>
     <w:p>
@@ -573,7 +573,7 @@
         <w:pStyle w:val="BodyText"/>
       </w:pPr>
       <w:r>
-        <w:t xml:space="preserve">➡️ Subscribe to Nightly Covering Prayer and pray with us every night. You are covered, you are seen, and this family of faith is praying beside you.</w:t>
+        <w:t xml:space="preserve">➡️ Subscribe to Shielded Tonight Prayers and pray with us every night. You are covered, you are seen, and this family of faith is praying beside you.</w:t>
       </w:r>
     </w:p>
     <w:bookmarkStart w:id="24" w:name="Xf12864490ec7f2b4bac467ed458f52ebe033e88"/>
@@ -3176,7 +3176,7 @@
         <w:pStyle w:val="BodyText"/>
       </w:pPr>
       <w:r>
-        <w:t xml:space="preserve">The ribbon uses NIGHTLY COVERING PRAYER as a placeholder. Swap in whichever channel name you choose.</w:t>
+        <w:t xml:space="preserve">The ribbon carries the channel name, SHIELDED TONIGHT PRAYERS.</w:t>
       </w:r>
     </w:p>
     <w:bookmarkStart w:id="43" w:name="shared-text-spec-all-5"/>
@@ -3462,7 +3462,7 @@
         <w:pStyle w:val="Compact"/>
       </w:pPr>
       <w:r>
-        <w:t xml:space="preserve">Ribbon: NIGHTLY COVERING PRAYER</w:t>
+        <w:t xml:space="preserve">Ribbon: SHIELDED TONIGHT PRAYERS</w:t>
       </w:r>
     </w:p>
     <w:p>
@@ -3695,7 +3695,7 @@
         <w:pStyle w:val="Compact"/>
       </w:pPr>
       <w:r>
-        <w:t xml:space="preserve">Ribbon: NIGHTLY COVERING PRAYER</w:t>
+        <w:t xml:space="preserve">Ribbon: SHIELDED TONIGHT PRAYERS</w:t>
       </w:r>
     </w:p>
     <w:p>
@@ -3961,7 +3961,7 @@
         <w:pStyle w:val="Compact"/>
       </w:pPr>
       <w:r>
-        <w:t xml:space="preserve">Ribbon: NIGHTLY COVERING PRAYER</w:t>
+        <w:t xml:space="preserve">Ribbon: SHIELDED TONIGHT PRAYERS</w:t>
       </w:r>
     </w:p>
     <w:p>
@@ -4194,7 +4194,7 @@
         <w:pStyle w:val="Compact"/>
       </w:pPr>
       <w:r>
-        <w:t xml:space="preserve">Ribbon: NIGHTLY COVERING PRAYER</w:t>
+        <w:t xml:space="preserve">Ribbon: SHIELDED TONIGHT PRAYERS</w:t>
       </w:r>
     </w:p>
     <w:p>
@@ -4427,7 +4427,7 @@
         <w:pStyle w:val="Compact"/>
       </w:pPr>
       <w:r>
-        <w:t xml:space="preserve">Ribbon: NIGHTLY COVERING PRAYER</w:t>
+        <w:t xml:space="preserve">Ribbon: SHIELDED TONIGHT PRAYERS</w:t>
       </w:r>
     </w:p>
     <w:p>
